--- a/王嘉绪的论文原稿.docx
+++ b/王嘉绪的论文原稿.docx
@@ -65,18 +65,7 @@
           <w:sz w:val="48"/>
           <w:szCs w:val="48"/>
         </w:rPr>
-        <w:t>成</w:t>
-      </w:r>
-      <w:bookmarkStart w:id="104" w:name="_GoBack"/>
-      <w:bookmarkEnd w:id="104"/>
-      <w:r>
-        <w:rPr>
-          <w:rFonts w:hint="eastAsia" w:ascii="黑体" w:hAnsi="黑体" w:eastAsia="黑体" w:cs="黑体"/>
-          <w:snapToGrid w:val="0"/>
-          <w:sz w:val="48"/>
-          <w:szCs w:val="48"/>
-        </w:rPr>
-        <w:t>人高等教育毕业论文（设计）</w:t>
+        <w:t>成人高等教育毕业论文（设计）</w:t>
       </w:r>
     </w:p>
     <w:p>
@@ -207,8 +196,10 @@
     <w:tbl>
       <w:tblPr>
         <w:tblStyle w:val="20"/>
+        <w:tblpPr w:leftFromText="180" w:rightFromText="180" w:vertAnchor="text" w:horzAnchor="page" w:tblpX="2760" w:tblpY="731"/>
+        <w:tblOverlap w:val="never"/>
         <w:tblW w:w="6727" w:type="dxa"/>
-        <w:jc w:val="center"/>
+        <w:tblInd w:w="0" w:type="dxa"/>
         <w:tblBorders>
           <w:top w:val="none" w:color="auto" w:sz="0" w:space="0"/>
           <w:left w:val="none" w:color="auto" w:sz="0" w:space="0"/>
@@ -232,7 +223,6 @@
       <w:tr>
         <w:trPr>
           <w:trHeight w:val="670" w:hRule="atLeast"/>
-          <w:jc w:val="center"/>
         </w:trPr>
         <w:tc>
           <w:tcPr>
@@ -262,7 +252,7 @@
                 <w:kern w:val="0"/>
                 <w:sz w:val="36"/>
                 <w:szCs w:val="36"/>
-                <w:fitText w:val="2426" w:id="1669165201"/>
+                <w:fitText w:val="2426" w:id="-673546291"/>
                 <w:vertAlign w:val="baseline"/>
               </w:rPr>
               <w:t>姓    名</w:t>
@@ -275,7 +265,7 @@
                 <w:kern w:val="0"/>
                 <w:sz w:val="36"/>
                 <w:szCs w:val="36"/>
-                <w:fitText w:val="2426" w:id="1669165201"/>
+                <w:fitText w:val="2426" w:id="-673546291"/>
                 <w:vertAlign w:val="baseline"/>
                 <w:lang w:eastAsia="zh-CN"/>
               </w:rPr>
@@ -313,7 +303,7 @@
                 <w:kern w:val="0"/>
                 <w:sz w:val="36"/>
                 <w:szCs w:val="36"/>
-                <w:fitText w:val="2186" w:id="2080357722"/>
+                <w:fitText w:val="2186" w:id="-1367376012"/>
                 <w:vertAlign w:val="baseline"/>
               </w:rPr>
               <w:t>王嘉</w:t>
@@ -326,7 +316,7 @@
                 <w:kern w:val="0"/>
                 <w:sz w:val="36"/>
                 <w:szCs w:val="36"/>
-                <w:fitText w:val="2186" w:id="2080357722"/>
+                <w:fitText w:val="2186" w:id="-1367376012"/>
                 <w:vertAlign w:val="baseline"/>
               </w:rPr>
               <w:t>绪</w:t>
@@ -337,7 +327,6 @@
       <w:tr>
         <w:trPr>
           <w:trHeight w:val="796" w:hRule="atLeast"/>
-          <w:jc w:val="center"/>
         </w:trPr>
         <w:tc>
           <w:tcPr>
@@ -367,7 +356,7 @@
                 <w:kern w:val="0"/>
                 <w:sz w:val="36"/>
                 <w:szCs w:val="36"/>
-                <w:fitText w:val="2426" w:id="-4256395"/>
+                <w:fitText w:val="2426" w:id="-51177000"/>
                 <w:vertAlign w:val="baseline"/>
               </w:rPr>
               <w:t>学    号</w:t>
@@ -380,7 +369,7 @@
                 <w:kern w:val="0"/>
                 <w:sz w:val="36"/>
                 <w:szCs w:val="36"/>
-                <w:fitText w:val="2426" w:id="-4256395"/>
+                <w:fitText w:val="2426" w:id="-51177000"/>
                 <w:vertAlign w:val="baseline"/>
                 <w:lang w:eastAsia="zh-CN"/>
               </w:rPr>
@@ -418,14 +407,27 @@
               <w:rPr>
                 <w:rFonts w:hint="eastAsia" w:ascii="宋体" w:hAnsi="宋体" w:eastAsia="宋体" w:cs="宋体"/>
                 <w:snapToGrid w:val="0"/>
-                <w:spacing w:val="29"/>
+                <w:spacing w:val="42"/>
                 <w:kern w:val="0"/>
                 <w:sz w:val="36"/>
                 <w:szCs w:val="36"/>
-                <w:fitText w:val="2186" w:id="2080357722"/>
+                <w:fitText w:val="2186" w:id="1807179517"/>
                 <w:vertAlign w:val="baseline"/>
               </w:rPr>
-              <w:t>2024310109</w:t>
+              <w:t>202431010</w:t>
+            </w:r>
+            <w:r>
+              <w:rPr>
+                <w:rFonts w:hint="eastAsia" w:ascii="宋体" w:hAnsi="宋体" w:eastAsia="宋体" w:cs="宋体"/>
+                <w:snapToGrid w:val="0"/>
+                <w:spacing w:val="8"/>
+                <w:kern w:val="0"/>
+                <w:sz w:val="36"/>
+                <w:szCs w:val="36"/>
+                <w:fitText w:val="2186" w:id="1807179517"/>
+                <w:vertAlign w:val="baseline"/>
+              </w:rPr>
+              <w:t>9</w:t>
             </w:r>
           </w:p>
         </w:tc>
@@ -433,7 +435,6 @@
       <w:tr>
         <w:trPr>
           <w:trHeight w:val="796" w:hRule="atLeast"/>
-          <w:jc w:val="center"/>
         </w:trPr>
         <w:tc>
           <w:tcPr>
@@ -508,14 +509,27 @@
               <w:rPr>
                 <w:rFonts w:hint="eastAsia" w:ascii="宋体" w:hAnsi="宋体" w:eastAsia="宋体" w:cs="宋体"/>
                 <w:snapToGrid w:val="0"/>
-                <w:spacing w:val="82"/>
+                <w:spacing w:val="124"/>
                 <w:kern w:val="0"/>
                 <w:sz w:val="36"/>
                 <w:szCs w:val="36"/>
-                <w:fitText w:val="2186" w:id="2080357722"/>
+                <w:fitText w:val="2186" w:id="-1208019892"/>
                 <w:vertAlign w:val="baseline"/>
               </w:rPr>
-              <w:t>工商管理</w:t>
+              <w:t>工商管</w:t>
+            </w:r>
+            <w:r>
+              <w:rPr>
+                <w:rFonts w:hint="eastAsia" w:ascii="宋体" w:hAnsi="宋体" w:eastAsia="宋体" w:cs="宋体"/>
+                <w:snapToGrid w:val="0"/>
+                <w:spacing w:val="1"/>
+                <w:kern w:val="0"/>
+                <w:sz w:val="36"/>
+                <w:szCs w:val="36"/>
+                <w:fitText w:val="2186" w:id="-1208019892"/>
+                <w:vertAlign w:val="baseline"/>
+              </w:rPr>
+              <w:t>理</w:t>
             </w:r>
           </w:p>
         </w:tc>
@@ -523,7 +537,6 @@
       <w:tr>
         <w:trPr>
           <w:trHeight w:val="796" w:hRule="atLeast"/>
-          <w:jc w:val="center"/>
         </w:trPr>
         <w:tc>
           <w:tcPr>
@@ -598,14 +611,27 @@
               <w:rPr>
                 <w:rFonts w:hint="eastAsia" w:ascii="宋体" w:hAnsi="宋体" w:eastAsia="宋体" w:cs="宋体"/>
                 <w:snapToGrid w:val="0"/>
-                <w:spacing w:val="344"/>
+                <w:spacing w:val="733"/>
                 <w:kern w:val="0"/>
                 <w:sz w:val="36"/>
                 <w:szCs w:val="36"/>
-                <w:fitText w:val="2186" w:id="2080357722"/>
+                <w:fitText w:val="2186" w:id="-1363153984"/>
                 <w:vertAlign w:val="baseline"/>
               </w:rPr>
-              <w:t>刘晴</w:t>
+              <w:t>刘</w:t>
+            </w:r>
+            <w:r>
+              <w:rPr>
+                <w:rFonts w:hint="eastAsia" w:ascii="宋体" w:hAnsi="宋体" w:eastAsia="宋体" w:cs="宋体"/>
+                <w:snapToGrid w:val="0"/>
+                <w:spacing w:val="0"/>
+                <w:kern w:val="0"/>
+                <w:sz w:val="36"/>
+                <w:szCs w:val="36"/>
+                <w:fitText w:val="2186" w:id="-1363153984"/>
+                <w:vertAlign w:val="baseline"/>
+              </w:rPr>
+              <w:t>晴</w:t>
             </w:r>
           </w:p>
         </w:tc>
@@ -674,7 +700,6 @@
           <w:lang w:val="en-US" w:eastAsia="zh-CN"/>
         </w:rPr>
         <w:tab/>
-        <w:t/>
       </w:r>
       <w:r>
         <w:rPr>
@@ -776,6 +801,59 @@
           <w:szCs w:val="28"/>
         </w:rPr>
       </w:pPr>
+    </w:p>
+    <w:p>
+      <w:pPr>
+        <w:widowControl w:val="0"/>
+        <w:spacing w:before="20" w:beforeLines="20" w:after="20" w:afterLines="20"/>
+        <w:ind w:firstLine="648" w:firstLineChars="200"/>
+        <w:jc w:val="center"/>
+        <w:outlineLvl w:val="9"/>
+        <w:rPr>
+          <w:rFonts w:hint="eastAsia" w:eastAsia="宋体" w:asciiTheme="minorAscii" w:hAnsiTheme="minorAscii" w:cstheme="minorBidi"/>
+          <w:b/>
+          <w:bCs/>
+          <w:snapToGrid w:val="0"/>
+          <w:sz w:val="32"/>
+          <w:szCs w:val="28"/>
+        </w:rPr>
+      </w:pPr>
+    </w:p>
+    <w:p>
+      <w:pPr>
+        <w:widowControl w:val="0"/>
+        <w:spacing w:before="20" w:beforeLines="20" w:after="20" w:afterLines="20"/>
+        <w:ind w:firstLine="648" w:firstLineChars="200"/>
+        <w:jc w:val="center"/>
+        <w:outlineLvl w:val="9"/>
+        <w:rPr>
+          <w:rFonts w:hint="eastAsia" w:eastAsia="宋体" w:asciiTheme="minorAscii" w:hAnsiTheme="minorAscii" w:cstheme="minorBidi"/>
+          <w:b/>
+          <w:bCs/>
+          <w:snapToGrid w:val="0"/>
+          <w:sz w:val="32"/>
+          <w:szCs w:val="28"/>
+        </w:rPr>
+      </w:pPr>
+    </w:p>
+    <w:p>
+      <w:pPr>
+        <w:widowControl w:val="0"/>
+        <w:spacing w:before="20" w:beforeLines="20" w:after="20" w:afterLines="20"/>
+        <w:ind w:firstLine="648" w:firstLineChars="200"/>
+        <w:jc w:val="center"/>
+        <w:outlineLvl w:val="9"/>
+        <w:rPr>
+          <w:rFonts w:hint="eastAsia" w:eastAsia="宋体" w:asciiTheme="minorAscii" w:hAnsiTheme="minorAscii" w:cstheme="minorBidi"/>
+          <w:b/>
+          <w:bCs/>
+          <w:snapToGrid w:val="0"/>
+          <w:sz w:val="32"/>
+          <w:szCs w:val="28"/>
+        </w:rPr>
+      </w:pPr>
+      <w:bookmarkStart w:id="104" w:name="_GoBack"/>
+      <w:bookmarkEnd w:id="104"/>
     </w:p>
     <w:p>
       <w:pPr>
@@ -3602,8 +3680,8 @@
         </w:numPr>
         <w:ind w:left="0" w:leftChars="0" w:firstLine="0" w:firstLineChars="0"/>
       </w:pPr>
-      <w:bookmarkStart w:id="2" w:name="_Toc1231337051"/>
-      <w:bookmarkStart w:id="3" w:name="_Toc1804652342"/>
+      <w:bookmarkStart w:id="2" w:name="_Toc1804652342"/>
+      <w:bookmarkStart w:id="3" w:name="_Toc1231337051"/>
       <w:r>
         <w:t>研究背景</w:t>
       </w:r>
@@ -3620,8 +3698,8 @@
         </w:numPr>
         <w:ind w:left="0" w:leftChars="0" w:firstLine="0" w:firstLineChars="0"/>
       </w:pPr>
-      <w:bookmarkStart w:id="4" w:name="_Toc1880365413"/>
-      <w:bookmarkStart w:id="5" w:name="_Toc1929393665"/>
+      <w:bookmarkStart w:id="4" w:name="_Toc1929393665"/>
+      <w:bookmarkStart w:id="5" w:name="_Toc1880365413"/>
       <w:r>
         <w:t>宏观背景：数字时代的环卫变革与“双碳”压力</w:t>
       </w:r>
@@ -3775,8 +3853,8 @@
         </w:numPr>
         <w:ind w:left="0" w:leftChars="0" w:firstLine="0" w:firstLineChars="0"/>
       </w:pPr>
-      <w:bookmarkStart w:id="8" w:name="_Toc702079608"/>
-      <w:bookmarkStart w:id="9" w:name="_Toc325423360"/>
+      <w:bookmarkStart w:id="8" w:name="_Toc325423360"/>
+      <w:bookmarkStart w:id="9" w:name="_Toc702079608"/>
       <w:r>
         <w:t>研究意义</w:t>
       </w:r>
@@ -3985,8 +4063,8 @@
         </w:numPr>
         <w:ind w:left="0" w:leftChars="0" w:firstLine="0" w:firstLineChars="0"/>
       </w:pPr>
-      <w:bookmarkStart w:id="20" w:name="_Toc1514458363"/>
-      <w:bookmarkStart w:id="21" w:name="_Toc252873122"/>
+      <w:bookmarkStart w:id="20" w:name="_Toc252873122"/>
+      <w:bookmarkStart w:id="21" w:name="_Toc1514458363"/>
       <w:r>
         <w:t>智慧环卫 (Smart Sanitation)</w:t>
       </w:r>
@@ -4053,8 +4131,8 @@
         </w:numPr>
         <w:ind w:left="0" w:leftChars="0" w:firstLine="0" w:firstLineChars="0"/>
       </w:pPr>
-      <w:bookmarkStart w:id="24" w:name="_Toc319410341"/>
-      <w:bookmarkStart w:id="25" w:name="_Toc652706946"/>
+      <w:bookmarkStart w:id="24" w:name="_Toc652706946"/>
+      <w:bookmarkStart w:id="25" w:name="_Toc319410341"/>
       <w:r>
         <w:t>车辆路径问题 (VRP)</w:t>
       </w:r>
@@ -4307,8 +4385,8 @@
         </w:numPr>
         <w:ind w:left="0" w:leftChars="0" w:firstLine="0" w:firstLineChars="0"/>
       </w:pPr>
-      <w:bookmarkStart w:id="36" w:name="_Toc794865036"/>
-      <w:bookmarkStart w:id="37" w:name="_Toc1732703205"/>
+      <w:bookmarkStart w:id="36" w:name="_Toc1732703205"/>
+      <w:bookmarkStart w:id="37" w:name="_Toc794865036"/>
       <w:r>
         <w:t>精细化管理理论</w:t>
       </w:r>
@@ -4481,8 +4559,8 @@
         </w:numPr>
         <w:ind w:left="0" w:leftChars="0" w:firstLine="0" w:firstLineChars="0"/>
       </w:pPr>
-      <w:bookmarkStart w:id="44" w:name="_Toc1197079099"/>
-      <w:bookmarkStart w:id="45" w:name="_Toc1337318097"/>
+      <w:bookmarkStart w:id="44" w:name="_Toc1337318097"/>
+      <w:bookmarkStart w:id="45" w:name="_Toc1197079099"/>
       <w:r>
         <w:t>公司及智慧平台概况</w:t>
       </w:r>
@@ -4592,8 +4670,8 @@
         </w:numPr>
         <w:ind w:left="0" w:leftChars="0" w:firstLine="0" w:firstLineChars="0"/>
       </w:pPr>
-      <w:bookmarkStart w:id="46" w:name="_Toc1681611797"/>
-      <w:bookmarkStart w:id="47" w:name="_Toc741406777"/>
+      <w:bookmarkStart w:id="46" w:name="_Toc741406777"/>
+      <w:bookmarkStart w:id="47" w:name="_Toc1681611797"/>
       <w:r>
         <w:t>运营现状数据呈现</w:t>
       </w:r>
@@ -4734,8 +4812,8 @@
         </w:numPr>
         <w:ind w:left="0" w:leftChars="0" w:firstLine="0" w:firstLineChars="0"/>
       </w:pPr>
-      <w:bookmarkStart w:id="48" w:name="_Toc1123581145"/>
-      <w:bookmarkStart w:id="49" w:name="_Toc1964677659"/>
+      <w:bookmarkStart w:id="48" w:name="_Toc1964677659"/>
+      <w:bookmarkStart w:id="49" w:name="_Toc1123581145"/>
       <w:r>
         <w:t>运营效率评价指标体系构建</w:t>
       </w:r>
@@ -4836,8 +4914,8 @@
         </w:numPr>
         <w:ind w:left="0" w:leftChars="0" w:firstLine="0" w:firstLineChars="0"/>
       </w:pPr>
-      <w:bookmarkStart w:id="50" w:name="_Toc1204595944"/>
-      <w:bookmarkStart w:id="51" w:name="_Toc628858541"/>
+      <w:bookmarkStart w:id="50" w:name="_Toc628858541"/>
+      <w:bookmarkStart w:id="51" w:name="_Toc1204595944"/>
       <w:r>
         <w:t>基于数据的运营效率问题诊断</w:t>
       </w:r>
@@ -4941,8 +5019,8 @@
         </w:numPr>
         <w:ind w:left="0" w:leftChars="0" w:firstLine="0" w:firstLineChars="0"/>
       </w:pPr>
-      <w:bookmarkStart w:id="56" w:name="_Toc1046691073"/>
-      <w:bookmarkStart w:id="57" w:name="_Toc818084330"/>
+      <w:bookmarkStart w:id="56" w:name="_Toc818084330"/>
+      <w:bookmarkStart w:id="57" w:name="_Toc1046691073"/>
       <w:r>
         <w:t>基于BPR的转运流程重构</w:t>
       </w:r>
@@ -5001,8 +5079,8 @@
         </w:numPr>
         <w:ind w:left="0" w:leftChars="0" w:firstLine="0" w:firstLineChars="0"/>
       </w:pPr>
-      <w:bookmarkStart w:id="60" w:name="_Toc1313438261"/>
-      <w:bookmarkStart w:id="61" w:name="_Toc607274229"/>
+      <w:bookmarkStart w:id="60" w:name="_Toc607274229"/>
+      <w:bookmarkStart w:id="61" w:name="_Toc1313438261"/>
       <w:r>
         <w:t>VRP逻辑下的“巡回取货”模式</w:t>
       </w:r>
@@ -5046,8 +5124,8 @@
         </w:numPr>
         <w:ind w:left="0" w:leftChars="0" w:firstLine="0" w:firstLineChars="0"/>
       </w:pPr>
-      <w:bookmarkStart w:id="64" w:name="_Toc1887652345"/>
-      <w:bookmarkStart w:id="65" w:name="_Toc1534477328"/>
+      <w:bookmarkStart w:id="64" w:name="_Toc1534477328"/>
+      <w:bookmarkStart w:id="65" w:name="_Toc1887652345"/>
       <w:r>
         <w:t>三元成本监控模型的构建逻辑与计算方法</w:t>
       </w:r>
@@ -5072,8 +5150,8 @@
         </w:numPr>
         <w:ind w:left="0" w:leftChars="0" w:firstLine="0" w:firstLineChars="0"/>
       </w:pPr>
-      <w:bookmarkStart w:id="66" w:name="_Toc997045284"/>
-      <w:bookmarkStart w:id="67" w:name="_Toc829334873"/>
+      <w:bookmarkStart w:id="66" w:name="_Toc829334873"/>
+      <w:bookmarkStart w:id="67" w:name="_Toc997045284"/>
       <w:r>
         <w:t>异常轨迹闭环管理</w:t>
       </w:r>
@@ -5307,8 +5385,8 @@
         </w:numPr>
         <w:ind w:left="0" w:leftChars="0" w:firstLine="0" w:firstLineChars="0"/>
       </w:pPr>
-      <w:bookmarkStart w:id="80" w:name="_Toc1747138132"/>
-      <w:bookmarkStart w:id="81" w:name="_Toc1576775532"/>
+      <w:bookmarkStart w:id="80" w:name="_Toc1576775532"/>
+      <w:bookmarkStart w:id="81" w:name="_Toc1747138132"/>
       <w:r>
         <w:t>效果评估：基于“历史基准—模拟运行”的比较分析</w:t>
       </w:r>
@@ -6242,8 +6320,8 @@
         </w:numPr>
         <w:ind w:left="0" w:leftChars="0" w:firstLine="0" w:firstLineChars="0"/>
       </w:pPr>
-      <w:bookmarkStart w:id="82" w:name="_Toc918162344"/>
-      <w:bookmarkStart w:id="83" w:name="_Toc1606679093"/>
+      <w:bookmarkStart w:id="82" w:name="_Toc1606679093"/>
+      <w:bookmarkStart w:id="83" w:name="_Toc918162344"/>
       <w:r>
         <w:t>社会与环境效益</w:t>
       </w:r>
@@ -6288,8 +6366,8 @@
         </w:numPr>
         <w:ind w:left="0" w:leftChars="0" w:firstLine="0" w:firstLineChars="0"/>
       </w:pPr>
-      <w:bookmarkStart w:id="86" w:name="_Toc1902895835"/>
-      <w:bookmarkStart w:id="87" w:name="_Toc320165099"/>
+      <w:bookmarkStart w:id="86" w:name="_Toc320165099"/>
+      <w:bookmarkStart w:id="87" w:name="_Toc1902895835"/>
       <w:r>
         <w:t>研究结论</w:t>
       </w:r>
@@ -6358,8 +6436,8 @@
         </w:numPr>
         <w:ind w:left="0" w:leftChars="0" w:firstLine="0" w:firstLineChars="0"/>
       </w:pPr>
-      <w:bookmarkStart w:id="90" w:name="_Toc2068236875"/>
-      <w:bookmarkStart w:id="91" w:name="_Toc435388192"/>
+      <w:bookmarkStart w:id="90" w:name="_Toc435388192"/>
+      <w:bookmarkStart w:id="91" w:name="_Toc2068236875"/>
       <w:r>
         <w:t>未来展望</w:t>
       </w:r>
@@ -6404,8 +6482,8 @@
         </w:numPr>
         <w:ind w:left="0" w:leftChars="0" w:firstLine="0" w:firstLineChars="0"/>
       </w:pPr>
-      <w:bookmarkStart w:id="94" w:name="_Toc1630653455"/>
-      <w:bookmarkStart w:id="95" w:name="_Toc1919064834"/>
+      <w:bookmarkStart w:id="94" w:name="_Toc1919064834"/>
+      <w:bookmarkStart w:id="95" w:name="_Toc1630653455"/>
       <w:r>
         <w:t>“辉达模式”的理论抽象：PPE效率释放模型</w:t>
       </w:r>
@@ -6455,8 +6533,8 @@
         </w:numPr>
         <w:ind w:left="0" w:leftChars="0" w:firstLine="0" w:firstLineChars="0"/>
       </w:pPr>
-      <w:bookmarkStart w:id="96" w:name="_Toc665770745"/>
-      <w:bookmarkStart w:id="97" w:name="_Toc206315171"/>
+      <w:bookmarkStart w:id="96" w:name="_Toc206315171"/>
+      <w:bookmarkStart w:id="97" w:name="_Toc665770745"/>
       <w:r>
         <w:t>推广的适用条件与边界</w:t>
       </w:r>
@@ -6521,8 +6599,8 @@
         <w:pageBreakBefore/>
         <w:widowControl/>
       </w:pPr>
-      <w:bookmarkStart w:id="100" w:name="_Toc446092388"/>
-      <w:bookmarkStart w:id="101" w:name="_Toc544857652"/>
+      <w:bookmarkStart w:id="100" w:name="_Toc544857652"/>
+      <w:bookmarkStart w:id="101" w:name="_Toc446092388"/>
       <w:r>
         <w:t>参考文献</w:t>
       </w:r>
